--- a/Informe_NewtonKrylov_DAT252.docx
+++ b/Informe_NewtonKrylov_DAT252.docx
@@ -5196,7 +5196,7 @@
                 <w:color w:val="1F4E79"/>
                 <w:lang w:val="es-BO"/>
               </w:rPr>
-              <w:t xml:space="preserve">ej1_newton_vs_globalizado.py</w:t>
+              <w:t xml:space="preserve">ej1_newton_vs_globalizado.ipynb</w:t>
             </w:r>
           </w:p>
         </w:tc>
@@ -5255,7 +5255,7 @@
                 <w:color w:val="1F4E79"/>
                 <w:lang w:val="es-BO"/>
               </w:rPr>
-              <w:t xml:space="preserve">ej2_bratu1d_newton_krylov.py</w:t>
+              <w:t xml:space="preserve">ej2_bratu1d_newton_krylov.ipynb</w:t>
             </w:r>
           </w:p>
         </w:tc>
@@ -5314,7 +5314,7 @@
                 <w:color w:val="1F4E79"/>
                 <w:lang w:val="es-BO"/>
               </w:rPr>
-              <w:t xml:space="preserve">ej3_comparativa_globalizacion.py</w:t>
+              <w:t xml:space="preserve">ej3_comparativa_globalizacion.ipynb</w:t>
             </w:r>
           </w:p>
         </w:tc>
@@ -8974,7 +8974,7 @@
           <w:color w:val="000000"/>
           <w:lang w:val="es-BO"/>
         </w:rPr>
-        <w:t xml:space="preserve"> de la diferencia finita, la medición confirmó el comportamiento en «V» previsto por la teoría, pero con un matiz: el mínimo medido no cayó exactamente en </w:t>
+        <w:t xml:space="preserve"> de la diferencia finita, la medición confirmó el comportamiento en «V» previsto por la teoría, pero con un matiz: el mínimo medido cayó en </w:t>
       </w:r>
       <w:r>
         <w:rPr>
@@ -8984,6 +8984,63 @@
           <w:color w:val="000000"/>
           <w:lang w:val="es-BO"/>
         </w:rPr>
+        <w:t xml:space="preserve">7.5×10⁻⁷</w:t>
+      </w:r>
+      <w:r>
+        <w:rPr>
+          <w:sz w:val="22"/>
+          <w:szCs w:val="22"/>
+          <w:color w:val="000000"/>
+          <w:lang w:val="es-BO"/>
+        </w:rPr>
+        <w:t xml:space="preserve">, casi dos órdenes de magnitud por encima. La explicación está en la fórmula completa de la Sección 2.3: en este problema el operador está dominado por su parte lineal, </w:t>
+      </w:r>
+      <w:r>
+        <w:rPr>
+          <w:i/>
+          <w:sz w:val="22"/>
+          <w:szCs w:val="22"/>
+          <w:color w:val="000000"/>
+          <w:lang w:val="es-BO"/>
+        </w:rPr>
+        <w:t xml:space="preserve">‖F″‖</w:t>
+      </w:r>
+      <w:r>
+        <w:rPr>
+          <w:sz w:val="22"/>
+          <w:szCs w:val="22"/>
+          <w:color w:val="000000"/>
+          <w:lang w:val="es-BO"/>
+        </w:rPr>
+        <w:t xml:space="preserve"> es pequeña frente a </w:t>
+      </w:r>
+      <w:r>
+        <w:rPr>
+          <w:i/>
+          <w:sz w:val="22"/>
+          <w:szCs w:val="22"/>
+          <w:color w:val="000000"/>
+          <w:lang w:val="es-BO"/>
+        </w:rPr>
+        <w:t xml:space="preserve">‖F‖</w:t>
+      </w:r>
+      <w:r>
+        <w:rPr>
+          <w:sz w:val="22"/>
+          <w:szCs w:val="22"/>
+          <w:color w:val="000000"/>
+          <w:lang w:val="es-BO"/>
+        </w:rPr>
+        <w:t xml:space="preserve"> y el óptimo se desplaza. Usar </w:t>
+      </w:r>
+      <w:r>
+        <w:rPr>
+          <w:i/>
+          <w:sz w:val="22"/>
+          <w:szCs w:val="22"/>
+          <w:color w:val="000000"/>
+          <w:lang w:val="es-BO"/>
+        </w:rPr>
         <w:t xml:space="preserve">√εₘ</w:t>
       </w:r>
       <w:r>
@@ -8993,64 +9050,7 @@
           <w:color w:val="000000"/>
           <w:lang w:val="es-BO"/>
         </w:rPr>
-        <w:t xml:space="preserve">, sino unos dos órdenes de magnitud por encima. La explicación está en la fórmula completa de la Sección 2.3: en este problema el operador está dominado por su parte lineal, </w:t>
-      </w:r>
-      <w:r>
-        <w:rPr>
-          <w:i/>
-          <w:sz w:val="22"/>
-          <w:szCs w:val="22"/>
-          <w:color w:val="000000"/>
-          <w:lang w:val="es-BO"/>
-        </w:rPr>
-        <w:t xml:space="preserve">‖F″‖</w:t>
-      </w:r>
-      <w:r>
-        <w:rPr>
-          <w:sz w:val="22"/>
-          <w:szCs w:val="22"/>
-          <w:color w:val="000000"/>
-          <w:lang w:val="es-BO"/>
-        </w:rPr>
-        <w:t xml:space="preserve"> es pequeña frente a </w:t>
-      </w:r>
-      <w:r>
-        <w:rPr>
-          <w:i/>
-          <w:sz w:val="22"/>
-          <w:szCs w:val="22"/>
-          <w:color w:val="000000"/>
-          <w:lang w:val="es-BO"/>
-        </w:rPr>
-        <w:t xml:space="preserve">‖F‖</w:t>
-      </w:r>
-      <w:r>
-        <w:rPr>
-          <w:sz w:val="22"/>
-          <w:szCs w:val="22"/>
-          <w:color w:val="000000"/>
-          <w:lang w:val="es-BO"/>
-        </w:rPr>
-        <w:t xml:space="preserve"> y el óptimo se desplaza. Usar </w:t>
-      </w:r>
-      <w:r>
-        <w:rPr>
-          <w:i/>
-          <w:sz w:val="22"/>
-          <w:szCs w:val="22"/>
-          <w:color w:val="000000"/>
-          <w:lang w:val="es-BO"/>
-        </w:rPr>
-        <w:t xml:space="preserve">√εₘ</w:t>
-      </w:r>
-      <w:r>
-        <w:rPr>
-          <w:sz w:val="22"/>
-          <w:szCs w:val="22"/>
-          <w:color w:val="000000"/>
-          <w:lang w:val="es-BO"/>
-        </w:rPr>
-        <w:t xml:space="preserve"> de todos modos da un error unas cien veces mayor que el óptimo — y resulta </w:t>
+        <w:t xml:space="preserve"> de todos modos da un error unas treinta veces mayor que el óptimo — y resulta </w:t>
       </w:r>
       <w:r>
         <w:rPr>
@@ -11767,7 +11767,7 @@
       <w:r>
         <w:drawing>
           <wp:inline distT="0" distB="0" distL="0" distR="0">
-            <wp:extent cx="4860000" cy="3617593"/>
+            <wp:extent cx="4860000" cy="3618369"/>
             <wp:effectExtent l="0" t="0" r="0" b="0"/>
             <wp:docPr id="1027" name="Imagen 1027"/>
             <wp:cNvGraphicFramePr>
@@ -11777,7 +11777,7 @@
               <a:graphicData uri="http://schemas.openxmlformats.org/drawingml/2006/picture">
                 <pic:pic xmlns:pic="http://schemas.openxmlformats.org/drawingml/2006/picture">
                   <pic:nvPicPr>
-                    <pic:cNvPr id="1027" name="clase1_cuencas.png"/>
+                    <pic:cNvPr id="1027" name="fig1d_cuencas_comparadas.png"/>
                     <pic:cNvPicPr/>
                   </pic:nvPicPr>
                   <pic:blipFill>
@@ -11789,7 +11789,7 @@
                   <pic:spPr>
                     <a:xfrm>
                       <a:off x="0" y="0"/>
-                      <a:ext cx="4860000" cy="3617593"/>
+                      <a:ext cx="4860000" cy="3618369"/>
                     </a:xfrm>
                     <a:prstGeom prst="rect">
                       <a:avLst/>
@@ -12591,7 +12591,7 @@
           <w:color w:val="000000"/>
           <w:lang w:val="es-BO"/>
         </w:rPr>
-        <w:t xml:space="preserve">Requisitos: Python 3.9 o superior con NumPy, SciPy y Matplotlib.</w:t>
+        <w:t xml:space="preserve">Requisitos: Python 3.9 o superior con NumPy, SciPy, Matplotlib y JupyterLab. Todo el código está en cuadernos de Jupyter.</w:t>
       </w:r>
     </w:p>
     <w:p>
@@ -12607,7 +12607,7 @@
           <w:color w:val="1F4E79"/>
           <w:lang w:val="es-BO"/>
         </w:rPr>
-        <w:t xml:space="preserve">pip install numpy scipy matplotlib</w:t>
+        <w:t xml:space="preserve">pip install numpy scipy matplotlib jupyterlab</w:t>
       </w:r>
     </w:p>
     <w:p>
@@ -12624,7 +12624,7 @@
           <w:color w:val="000000"/>
           <w:lang w:val="es-BO"/>
         </w:rPr>
-        <w:t xml:space="preserve">A.1. Ejercicios de la exposición</w:t>
+        <w:t xml:space="preserve">A.1. Notebooks de la exposición</w:t>
       </w:r>
     </w:p>
     <w:p>
@@ -12640,7 +12640,7 @@
           <w:color w:val="1F4E79"/>
           <w:lang w:val="es-BO"/>
         </w:rPr>
-        <w:t xml:space="preserve">cd ejercicios_exposicion</w:t>
+        <w:t xml:space="preserve">cd ejercicios_exposicion &amp;&amp; jupyter lab</w:t>
       </w:r>
     </w:p>
     <w:p>
@@ -12656,16 +12656,16 @@
           <w:color w:val="1F4E79"/>
           <w:lang w:val="es-BO"/>
         </w:rPr>
-        <w:t xml:space="preserve">python3 ej1_newton_vs_globalizado.py</w:t>
-      </w:r>
-      <w:r>
-        <w:rPr>
-          <w:sz w:val="22"/>
-          <w:szCs w:val="22"/>
-          <w:color w:val="000000"/>
-          <w:lang w:val="es-BO"/>
-        </w:rPr>
-        <w:t xml:space="preserve">      # ~20 s</w:t>
+        <w:t xml:space="preserve">ej1_newton_vs_globalizado.ipynb</w:t>
+      </w:r>
+      <w:r>
+        <w:rPr>
+          <w:sz w:val="22"/>
+          <w:szCs w:val="22"/>
+          <w:color w:val="000000"/>
+          <w:lang w:val="es-BO"/>
+        </w:rPr>
+        <w:t xml:space="preserve">      # ~10 s</w:t>
       </w:r>
     </w:p>
     <w:p>
@@ -12681,16 +12681,16 @@
           <w:color w:val="1F4E79"/>
           <w:lang w:val="es-BO"/>
         </w:rPr>
-        <w:t xml:space="preserve">python3 ej2_bratu1d_newton_krylov.py</w:t>
-      </w:r>
-      <w:r>
-        <w:rPr>
-          <w:sz w:val="22"/>
-          <w:szCs w:val="22"/>
-          <w:color w:val="000000"/>
-          <w:lang w:val="es-BO"/>
-        </w:rPr>
-        <w:t xml:space="preserve">      # ~20 s</w:t>
+        <w:t xml:space="preserve">ej2_bratu1d_newton_krylov.ipynb</w:t>
+      </w:r>
+      <w:r>
+        <w:rPr>
+          <w:sz w:val="22"/>
+          <w:szCs w:val="22"/>
+          <w:color w:val="000000"/>
+          <w:lang w:val="es-BO"/>
+        </w:rPr>
+        <w:t xml:space="preserve">      # ~25 s</w:t>
       </w:r>
     </w:p>
     <w:p>
@@ -12706,16 +12706,16 @@
           <w:color w:val="1F4E79"/>
           <w:lang w:val="es-BO"/>
         </w:rPr>
-        <w:t xml:space="preserve">python3 ej3_comparativa_globalizacion.py</w:t>
-      </w:r>
-      <w:r>
-        <w:rPr>
-          <w:sz w:val="22"/>
-          <w:szCs w:val="22"/>
-          <w:color w:val="000000"/>
-          <w:lang w:val="es-BO"/>
-        </w:rPr>
-        <w:t xml:space="preserve">  # ~40 s</w:t>
+        <w:t xml:space="preserve">ej3_comparativa_globalizacion.ipynb</w:t>
+      </w:r>
+      <w:r>
+        <w:rPr>
+          <w:sz w:val="22"/>
+          <w:szCs w:val="22"/>
+          <w:color w:val="000000"/>
+          <w:lang w:val="es-BO"/>
+        </w:rPr>
+        <w:t xml:space="preserve">  # ~45 s</w:t>
       </w:r>
     </w:p>
     <w:p>
@@ -12730,7 +12730,7 @@
           <w:color w:val="000000"/>
           <w:lang w:val="es-BO"/>
         </w:rPr>
-        <w:t xml:space="preserve">Cada programa imprime tablas por consola y deja sus figuras en </w:t>
+        <w:t xml:space="preserve">Cada cuaderno imprime tablas, muestra sus gráficas en línea y además deja las figuras en </w:t>
       </w:r>
       <w:r>
         <w:rPr>
@@ -12749,7 +12749,7 @@
           <w:color w:val="000000"/>
           <w:lang w:val="es-BO"/>
         </w:rPr>
-        <w:t xml:space="preserve">. Todas las cifras de la Sección 5 salen de esas corridas.</w:t>
+        <w:t xml:space="preserve">, que son las que consumen este informe y la presentación. Todas las cifras de la Sección 5 salen de esas corridas.</w:t>
       </w:r>
     </w:p>
     <w:p>
@@ -12766,7 +12766,7 @@
           <w:color w:val="000000"/>
           <w:lang w:val="es-BO"/>
         </w:rPr>
-        <w:t xml:space="preserve">A.2. Ejercicios para la clase</w:t>
+        <w:t xml:space="preserve">A.2. Notebooks para la clase</w:t>
       </w:r>
     </w:p>
     <w:p>
@@ -12782,7 +12782,7 @@
           <w:color w:val="1F4E79"/>
           <w:lang w:val="es-BO"/>
         </w:rPr>
-        <w:t xml:space="preserve">cd ejercicios_clase</w:t>
+        <w:t xml:space="preserve">cd ejercicios_clase &amp;&amp; jupyter lab</w:t>
       </w:r>
     </w:p>
     <w:p>
@@ -12798,16 +12798,16 @@
           <w:color w:val="1F4E79"/>
           <w:lang w:val="es-BO"/>
         </w:rPr>
-        <w:t xml:space="preserve">python3 clase1_armijo.py</w:t>
-      </w:r>
-      <w:r>
-        <w:rPr>
-          <w:sz w:val="22"/>
-          <w:szCs w:val="22"/>
-          <w:color w:val="000000"/>
-          <w:lang w:val="es-BO"/>
-        </w:rPr>
-        <w:t xml:space="preserve">           # ~5 s</w:t>
+        <w:t xml:space="preserve">01_circuito_con_diodos.ipynb</w:t>
+      </w:r>
+      <w:r>
+        <w:rPr>
+          <w:sz w:val="22"/>
+          <w:szCs w:val="22"/>
+          <w:color w:val="000000"/>
+          <w:lang w:val="es-BO"/>
+        </w:rPr>
+        <w:t xml:space="preserve">    # punto de operación de un circuito</w:t>
       </w:r>
     </w:p>
     <w:p>
@@ -12823,16 +12823,16 @@
           <w:color w:val="1F4E79"/>
           <w:lang w:val="es-BO"/>
         </w:rPr>
-        <w:t xml:space="preserve">python3 clase2_matrix_free.py</w:t>
-      </w:r>
-      <w:r>
-        <w:rPr>
-          <w:sz w:val="22"/>
-          <w:szCs w:val="22"/>
-          <w:color w:val="000000"/>
-          <w:lang w:val="es-BO"/>
-        </w:rPr>
-        <w:t xml:space="preserve">      # ~25 s</w:t>
+        <w:t xml:space="preserve">02_placa_que_irradia.ipynb</w:t>
+      </w:r>
+      <w:r>
+        <w:rPr>
+          <w:sz w:val="22"/>
+          <w:szCs w:val="22"/>
+          <w:color w:val="000000"/>
+          <w:lang w:val="es-BO"/>
+        </w:rPr>
+        <w:t xml:space="preserve">      # 2 500 incógnitas, sin formar J</w:t>
       </w:r>
     </w:p>
     <w:p>
@@ -12848,16 +12848,16 @@
           <w:color w:val="1F4E79"/>
           <w:lang w:val="es-BO"/>
         </w:rPr>
-        <w:t xml:space="preserve">python3 clase3_bratu_forcing.py</w:t>
-      </w:r>
-      <w:r>
-        <w:rPr>
-          <w:sz w:val="22"/>
-          <w:szCs w:val="22"/>
-          <w:color w:val="000000"/>
-          <w:lang w:val="es-BO"/>
-        </w:rPr>
-        <w:t xml:space="preserve">    # ~35 s</w:t>
+        <w:t xml:space="preserve">03_ignicion_termica.ipynb</w:t>
+      </w:r>
+      <w:r>
+        <w:rPr>
+          <w:sz w:val="22"/>
+          <w:szCs w:val="22"/>
+          <w:color w:val="000000"/>
+          <w:lang w:val="es-BO"/>
+        </w:rPr>
+        <w:t xml:space="preserve">       # la potencia crítica de ignición</w:t>
       </w:r>
     </w:p>
     <w:p>
@@ -12872,7 +12872,7 @@
           <w:color w:val="000000"/>
           <w:lang w:val="es-BO"/>
         </w:rPr>
-        <w:t xml:space="preserve">Son autónomos: cada uno se puede copiar suelto y correr sin el resto del proyecto. Terminan con un bloque de preguntas de análisis.</w:t>
+        <w:t xml:space="preserve">Son autónomos: cada uno se puede copiar suelto y correr sin el resto del proyecto, y también se abren directamente en Google Colab. No plantean nada que resolver: se ejecutan todas las celdas y se observa el resultado.</w:t>
       </w:r>
     </w:p>
     <w:p>

--- a/Informe_NewtonKrylov_DAT252.docx
+++ b/Informe_NewtonKrylov_DAT252.docx
@@ -12591,14 +12591,8 @@
           <w:color w:val="000000"/>
           <w:lang w:val="es-BO"/>
         </w:rPr>
-        <w:t xml:space="preserve">Requisitos: Python 3.9 o superior con NumPy, SciPy, Matplotlib y JupyterLab. Todo el código está en cuadernos de Jupyter.</w:t>
-      </w:r>
-    </w:p>
-    <w:p>
-      <w:pPr>
-        <w:spacing w:before="0" w:after="160" w:line="276" w:lineRule="auto"/>
-        <w:jc w:val="left"/>
-      </w:pPr>
+        <w:t xml:space="preserve">Requisitos: Python 3.9 o superior con NumPy, SciPy, Matplotlib y JupyterLab. Todo el código está en cuadernos de Jupyter y las dependencias están declaradas en </w:t>
+      </w:r>
       <w:r>
         <w:rPr>
           <w:rFonts w:ascii="Consolas" w:hAnsi="Consolas" w:cs="Consolas"/>
@@ -12607,7 +12601,64 @@
           <w:color w:val="1F4E79"/>
           <w:lang w:val="es-BO"/>
         </w:rPr>
-        <w:t xml:space="preserve">pip install numpy scipy matplotlib jupyterlab</w:t>
+        <w:t xml:space="preserve">requirements.txt</w:t>
+      </w:r>
+      <w:r>
+        <w:rPr>
+          <w:sz w:val="22"/>
+          <w:szCs w:val="22"/>
+          <w:color w:val="000000"/>
+          <w:lang w:val="es-BO"/>
+        </w:rPr>
+        <w:t xml:space="preserve">.</w:t>
+      </w:r>
+    </w:p>
+    <w:p>
+      <w:pPr>
+        <w:spacing w:before="0" w:after="40" w:line="276" w:lineRule="auto"/>
+        <w:jc w:val="left"/>
+      </w:pPr>
+      <w:r>
+        <w:rPr>
+          <w:rFonts w:ascii="Consolas" w:hAnsi="Consolas" w:cs="Consolas"/>
+          <w:sz w:val="20"/>
+          <w:szCs w:val="20"/>
+          <w:color w:val="1F4E79"/>
+          <w:lang w:val="es-BO"/>
+        </w:rPr>
+        <w:t xml:space="preserve">python3 -m venv venv</w:t>
+      </w:r>
+    </w:p>
+    <w:p>
+      <w:pPr>
+        <w:spacing w:before="0" w:after="40" w:line="276" w:lineRule="auto"/>
+        <w:jc w:val="left"/>
+      </w:pPr>
+      <w:r>
+        <w:rPr>
+          <w:rFonts w:ascii="Consolas" w:hAnsi="Consolas" w:cs="Consolas"/>
+          <w:sz w:val="20"/>
+          <w:szCs w:val="20"/>
+          <w:color w:val="1F4E79"/>
+          <w:lang w:val="es-BO"/>
+        </w:rPr>
+        <w:t xml:space="preserve">source venv/bin/activate</w:t>
+      </w:r>
+    </w:p>
+    <w:p>
+      <w:pPr>
+        <w:spacing w:before="0" w:after="160" w:line="276" w:lineRule="auto"/>
+        <w:jc w:val="left"/>
+      </w:pPr>
+      <w:r>
+        <w:rPr>
+          <w:rFonts w:ascii="Consolas" w:hAnsi="Consolas" w:cs="Consolas"/>
+          <w:sz w:val="20"/>
+          <w:szCs w:val="20"/>
+          <w:color w:val="1F4E79"/>
+          <w:lang w:val="es-BO"/>
+        </w:rPr>
+        <w:t xml:space="preserve">pip install -r requirements.txt</w:t>
       </w:r>
     </w:p>
     <w:p>
